--- a/laravel-app/database/data/internship/handbooks/cloud_computing/Beyond_Cloud_Internship_Day_005_Student_Handbook.docx
+++ b/laravel-app/database/data/internship/handbooks/cloud_computing/Beyond_Cloud_Internship_Day_005_Student_Handbook.docx
@@ -38,7 +38,7 @@
           <w:color w:val="1E293B"/>
           <w:sz w:val="28"/>
         </w:rPr>
-        <w:t>Cloud Concepts And Responsible Free-Tier Use</w:t>
+        <w:t>Shared Responsibility and Cloud Governance</w:t>
       </w:r>
     </w:p>
     <w:p>
@@ -50,7 +50,7 @@
           <w:b w:val="0"/>
           <w:sz w:val="22"/>
         </w:rPr>
-        <w:t>Document and improve. Full student study guide and practical laboratory manual for Beyond Enterprise interns.</w:t>
+        <w:t>Applied practice. Full student study guide and practical laboratory manual for Beyond Enterprise interns.</w:t>
       </w:r>
     </w:p>
     <w:tbl>
@@ -141,7 +141,7 @@
               <w:rPr>
                 <w:sz w:val="18"/>
               </w:rPr>
-              <w:t>Document and improve</w:t>
+              <w:t>Applied practice</w:t>
             </w:r>
           </w:p>
         </w:tc>
@@ -167,7 +167,7 @@
               <w:rPr>
                 <w:sz w:val="18"/>
               </w:rPr>
-              <w:t>8 hours</w:t>
+              <w:t>8.0 hours</w:t>
             </w:r>
           </w:p>
         </w:tc>
@@ -198,7 +198,7 @@
           <w:color w:val="0B3F90"/>
           <w:sz w:val="20"/>
         </w:rPr>
-        <w:t>Day 5 objective  Complete the document and improve for Cloud Concepts And Responsible Free-Tier Use: Apply cloud concepts and responsible free-tier use safely and explain the result in a professional technical report.</w:t>
+        <w:t>Day 5 objective  Complete the applied practice for Shared Responsibility and Cloud Governance: Build a responsibility matrix separating provider and customer duties.</w:t>
       </w:r>
     </w:p>
     <w:p>
@@ -270,7 +270,7 @@
           <w:b w:val="0"/>
           <w:sz w:val="22"/>
         </w:rPr>
-        <w:t>Submit: One PDF procedure, supporting screenshots/diagrams, and one improvement recommendation..</w:t>
+        <w:t>Submit: Setup evidence, completed lab artifact, independent verification, cost/cleanup record, safety check, and short technical report..</w:t>
       </w:r>
     </w:p>
     <w:p>
@@ -364,7 +364,7 @@
               <w:rPr>
                 <w:sz w:val="18"/>
               </w:rPr>
-              <w:t>0:00–0:40</w:t>
+              <w:t>0:00–0:30</w:t>
             </w:r>
           </w:p>
         </w:tc>
@@ -377,7 +377,7 @@
               <w:rPr>
                 <w:sz w:val="18"/>
               </w:rPr>
-              <w:t>Audit prior artifacts for gaps</w:t>
+              <w:t>Assessment brief + rubric review</w:t>
             </w:r>
           </w:p>
         </w:tc>
@@ -390,7 +390,7 @@
               <w:rPr>
                 <w:sz w:val="18"/>
               </w:rPr>
-              <w:t>Gap list</w:t>
+              <w:t>Plan</w:t>
             </w:r>
           </w:p>
         </w:tc>
@@ -405,7 +405,7 @@
               <w:rPr>
                 <w:sz w:val="18"/>
               </w:rPr>
-              <w:t>0:40–2:20</w:t>
+              <w:t>0:30–2:30</w:t>
             </w:r>
           </w:p>
         </w:tc>
@@ -418,7 +418,7 @@
               <w:rPr>
                 <w:sz w:val="18"/>
               </w:rPr>
-              <w:t>Rewrite procedure for reproducibility</w:t>
+              <w:t>End-to-end demonstration</w:t>
             </w:r>
           </w:p>
         </w:tc>
@@ -431,7 +431,7 @@
               <w:rPr>
                 <w:sz w:val="18"/>
               </w:rPr>
-              <w:t>README</w:t>
+              <w:t>Demo evidence</w:t>
             </w:r>
           </w:p>
         </w:tc>
@@ -446,7 +446,7 @@
               <w:rPr>
                 <w:sz w:val="18"/>
               </w:rPr>
-              <w:t>2:20–2:35</w:t>
+              <w:t>2:30–2:45</w:t>
             </w:r>
           </w:p>
         </w:tc>
@@ -487,7 +487,7 @@
               <w:rPr>
                 <w:sz w:val="18"/>
               </w:rPr>
-              <w:t>2:35–4:35</w:t>
+              <w:t>2:45–4:15</w:t>
             </w:r>
           </w:p>
         </w:tc>
@@ -500,7 +500,7 @@
               <w:rPr>
                 <w:sz w:val="18"/>
               </w:rPr>
-              <w:t>One improvement + before/after proof</w:t>
+              <w:t>Self-score against rubric</w:t>
             </w:r>
           </w:p>
         </w:tc>
@@ -513,7 +513,7 @@
               <w:rPr>
                 <w:sz w:val="18"/>
               </w:rPr>
-              <w:t>Improvement evidence</w:t>
+              <w:t>Self-score sheet</w:t>
             </w:r>
           </w:p>
         </w:tc>
@@ -528,7 +528,7 @@
               <w:rPr>
                 <w:sz w:val="18"/>
               </w:rPr>
-              <w:t>4:35–6:20</w:t>
+              <w:t>4:15–5:45</w:t>
             </w:r>
           </w:p>
         </w:tc>
@@ -541,7 +541,7 @@
               <w:rPr>
                 <w:sz w:val="18"/>
               </w:rPr>
-              <w:t>Report + packaging</w:t>
+              <w:t>Reflection: wins, failures, next steps</w:t>
             </w:r>
           </w:p>
         </w:tc>
@@ -554,7 +554,7 @@
               <w:rPr>
                 <w:sz w:val="18"/>
               </w:rPr>
-              <w:t>Pack</w:t>
+              <w:t>Reflection</w:t>
             </w:r>
           </w:p>
         </w:tc>
@@ -569,7 +569,7 @@
               <w:rPr>
                 <w:sz w:val="18"/>
               </w:rPr>
-              <w:t>6:20–8:00</w:t>
+              <w:t>5:45–8:00</w:t>
             </w:r>
           </w:p>
         </w:tc>
@@ -582,7 +582,7 @@
               <w:rPr>
                 <w:sz w:val="18"/>
               </w:rPr>
-              <w:t>Peer-style checklist + rehearsal</w:t>
+              <w:t>Final evidence pack + report</w:t>
             </w:r>
           </w:p>
         </w:tc>
@@ -595,7 +595,7 @@
               <w:rPr>
                 <w:sz w:val="18"/>
               </w:rPr>
-              <w:t>Ready pack</w:t>
+              <w:t>Submission</w:t>
             </w:r>
           </w:p>
         </w:tc>
@@ -619,7 +619,7 @@
           <w:b w:val="0"/>
           <w:sz w:val="20"/>
         </w:rPr>
-        <w:t>Curriculum objective (source of truth): Apply cloud concepts and responsible free-tier use safely and explain the result in a professional technical report.</w:t>
+        <w:t>Curriculum objective (source of truth): Build a responsibility matrix separating provider and customer duties.</w:t>
       </w:r>
     </w:p>
     <w:p>
@@ -631,7 +631,7 @@
           <w:b w:val="0"/>
           <w:sz w:val="22"/>
         </w:rPr>
-        <w:t>Explain Cloud Concepts And Responsible Free-Tier Use to a supervisor in under two minutes.</w:t>
+        <w:t>Explain Shared Responsibility and Cloud Governance to a supervisor in under two minutes.</w:t>
       </w:r>
     </w:p>
     <w:p>
@@ -643,7 +643,7 @@
           <w:b w:val="0"/>
           <w:sz w:val="22"/>
         </w:rPr>
-        <w:t>Configure or verify the approved tools required for Cloud Concepts And Responsible Free-Tier Use.</w:t>
+        <w:t>Configure or verify the approved tools required for Shared Responsibility and Cloud Governance.</w:t>
       </w:r>
     </w:p>
     <w:p>
@@ -655,7 +655,7 @@
           <w:b w:val="0"/>
           <w:sz w:val="22"/>
         </w:rPr>
-        <w:t>Implement or perform the document and improve practical for this topic.</w:t>
+        <w:t>Implement or perform the applied practice practical for this topic.</w:t>
       </w:r>
     </w:p>
     <w:p>
@@ -711,7 +711,7 @@
           <w:b w:val="0"/>
           <w:sz w:val="22"/>
         </w:rPr>
-        <w:t>Define the professional meaning of “Cloud Concepts And Responsible Free-Tier Use” before you use tools. Do not split the title into meaningless words. Connect each concept to today's practical action.</w:t>
+        <w:t>Define the professional meaning of “Shared Responsibility and Cloud Governance” before you use tools. Do not split the title into meaningless words. Connect each concept to today's practical action.</w:t>
       </w:r>
     </w:p>
     <w:tbl>
@@ -1463,7 +1463,7 @@
           <w:b w:val="0"/>
           <w:sz w:val="18"/>
         </w:rPr>
-        <w:t>└── Day_05_Cloud_Concepts_And_Responsible_Free_Tier_Use/</w:t>
+        <w:t>└── Day_05_Shared_Responsibility_and_Cloud_Governance/</w:t>
       </w:r>
     </w:p>
     <w:p>
@@ -1616,7 +1616,7 @@
           <w:b w:val="0"/>
           <w:sz w:val="18"/>
         </w:rPr>
-        <w:t>mkdir Beyond_Cloud_Internship\Day_05_Cloud_Concepts_And_Responsible_Free_Tier_Use\evidence, Beyond_Cloud_Internship\Day_05_Cloud_Concepts_And_Responsible_Free_Tier_Use\notebooks, Beyond_Cloud_Internship\Day_05_Cloud_Concepts_And_Responsible_Free_Tier_Use\src, Beyond_Cloud_Internship\Day_05_Cloud_Concepts_And_Responsible_Free_Tier_Use\data, Beyond_Cloud_Internship\Day_05_Cloud_Concepts_And_Responsible_Free_Tier_Use\output, Beyond_Cloud_Internship\Day_05_Cloud_Concepts_And_Responsible_Free_Tier_Use\report -Force</w:t>
+        <w:t>mkdir Beyond_Cloud_Internship\Day_05_Shared_Responsibility_and_Cloud_Governance\evidence, Beyond_Cloud_Internship\Day_05_Shared_Responsibility_and_Cloud_Governance\notebooks, Beyond_Cloud_Internship\Day_05_Shared_Responsibility_and_Cloud_Governance\src, Beyond_Cloud_Internship\Day_05_Shared_Responsibility_and_Cloud_Governance\data, Beyond_Cloud_Internship\Day_05_Shared_Responsibility_and_Cloud_Governance\output, Beyond_Cloud_Internship\Day_05_Shared_Responsibility_and_Cloud_Governance\report -Force</w:t>
       </w:r>
     </w:p>
     <w:p/>
@@ -1657,7 +1657,7 @@
           <w:b w:val="0"/>
           <w:sz w:val="18"/>
         </w:rPr>
-        <w:t>mkdir -p Beyond_Cloud_Internship/Day_05_Cloud_Concepts_And_Responsible_Free_Tier_Use/{evidence,notebooks,src,data,output,report}</w:t>
+        <w:t>mkdir -p Beyond_Cloud_Internship/Day_05_Shared_Responsibility_and_Cloud_Governance/{evidence,notebooks,src,data,output,report}</w:t>
       </w:r>
     </w:p>
     <w:p/>
@@ -1773,7 +1773,7 @@
           <w:color w:val="0B3F90"/>
           <w:sz w:val="24"/>
         </w:rPr>
-        <w:t>Document and improve: Cloud Concepts And Responsible Free-Tier Use</w:t>
+        <w:t>Applied practice: Shared Responsibility and Cloud Governance</w:t>
       </w:r>
     </w:p>
     <w:p>
@@ -1797,7 +1797,7 @@
           <w:b w:val="0"/>
           <w:sz w:val="20"/>
         </w:rPr>
-        <w:t>• Write an operator-friendly procedure for cloud concepts and responsible free-tier use, including safety, security, rollback and rural/low-cost alternatives.</w:t>
+        <w:t>• Review Day 4 prerequisites and read the complete Day 5 objective before changing any lab resource.</w:t>
       </w:r>
     </w:p>
     <w:p>
@@ -1809,7 +1809,7 @@
           <w:b w:val="0"/>
           <w:sz w:val="20"/>
         </w:rPr>
-        <w:t>• Work only in an authorized lab, VM or on equipment assigned by Beyond.</w:t>
+        <w:t>• Confirm written authorization, account/sandbox boundary, region, quota, budget alert, and cleanup responsibility before provisioning.</w:t>
       </w:r>
     </w:p>
     <w:p>
@@ -1821,7 +1821,79 @@
           <w:b w:val="0"/>
           <w:sz w:val="20"/>
         </w:rPr>
-        <w:t>• Keep time entries truthful and ask the supervisor before changing production equipment.</w:t>
+        <w:t>• Verify only the tools required today and record versions; prefer local emulators when provider access or free-tier status is uncertain.</w:t>
+      </w:r>
+    </w:p>
+    <w:p>
+      <w:pPr>
+        <w:spacing w:after="120"/>
+      </w:pPr>
+      <w:r>
+        <w:rPr>
+          <w:b w:val="0"/>
+          <w:sz w:val="20"/>
+        </w:rPr>
+        <w:t>• Create Day_005_shared_responsibility_and_cloud_governance with evidence, config or src, output, and report folders. Prevent secrets and state files from entering version control.</w:t>
+      </w:r>
+    </w:p>
+    <w:p>
+      <w:pPr>
+        <w:spacing w:after="120"/>
+      </w:pPr>
+      <w:r>
+        <w:rPr>
+          <w:b w:val="0"/>
+          <w:sz w:val="20"/>
+        </w:rPr>
+        <w:t>• Complete the practical objective: Build a responsibility matrix separating provider and customer duties.</w:t>
+      </w:r>
+    </w:p>
+    <w:p>
+      <w:pPr>
+        <w:spacing w:after="120"/>
+      </w:pPr>
+      <w:r>
+        <w:rPr>
+          <w:b w:val="0"/>
+          <w:sz w:val="20"/>
+        </w:rPr>
+        <w:t>• Record commands/configuration, expected result, observed result, resource identifiers without secrets, cost/usage check, and any deviations.</w:t>
+      </w:r>
+    </w:p>
+    <w:p>
+      <w:pPr>
+        <w:spacing w:after="120"/>
+      </w:pPr>
+      <w:r>
+        <w:rPr>
+          <w:b w:val="0"/>
+          <w:sz w:val="20"/>
+        </w:rPr>
+        <w:t>• Verify independently using a second command, connectivity test, configuration diff, monitoring view, clean rerun, restore test, or peer review.</w:t>
+      </w:r>
+    </w:p>
+    <w:p>
+      <w:pPr>
+        <w:spacing w:after="120"/>
+      </w:pPr>
+      <w:r>
+        <w:rPr>
+          <w:b w:val="0"/>
+          <w:sz w:val="20"/>
+        </w:rPr>
+        <w:t>• Stop and remove only assigned disposable resources; verify deletion, released IPs/storage, stopped services, and current billing/usage dashboard where applicable.</w:t>
+      </w:r>
+    </w:p>
+    <w:p>
+      <w:pPr>
+        <w:spacing w:after="120"/>
+      </w:pPr>
+      <w:r>
+        <w:rPr>
+          <w:b w:val="0"/>
+          <w:sz w:val="20"/>
+        </w:rPr>
+        <w:t>• Package evidence and write a professional report covering architecture, security, cost, verification, troubleshooting, limitations, and AI/tool assistance.</w:t>
       </w:r>
     </w:p>
     <w:p>
@@ -1847,7 +1919,7 @@
           <w:b w:val="0"/>
           <w:sz w:val="18"/>
         </w:rPr>
-        <w:t># day_05_lab.py — Document and improve: Cloud Concepts And Responsible Free-Tier Use</w:t>
+        <w:t># day_05_lab.py — Applied practice: Shared Responsibility and Cloud Governance</w:t>
       </w:r>
     </w:p>
     <w:p>
@@ -1889,7 +1961,7 @@
           <w:b w:val="0"/>
           <w:sz w:val="18"/>
         </w:rPr>
-        <w:t>"""Day 5 practical starter for Cloud Concepts And Responsible Free-Tier Use.</w:t>
+        <w:t>"""Day 5 practical starter for Shared Responsibility and Cloud Governance.</w:t>
       </w:r>
     </w:p>
     <w:p>
@@ -2071,7 +2143,7 @@
           <w:b w:val="0"/>
           <w:sz w:val="18"/>
         </w:rPr>
-        <w:t xml:space="preserve">    print("Program topic:", 'Cloud Concepts And Responsible Free-Tier Use')</w:t>
+        <w:t xml:space="preserve">    print("Program topic:", 'Shared Responsibility and Cloud Governance')</w:t>
       </w:r>
     </w:p>
     <w:p>
@@ -2085,7 +2157,7 @@
           <w:b w:val="0"/>
           <w:sz w:val="18"/>
         </w:rPr>
-        <w:t xml:space="preserve">    print("Day mode:", 'Document and improve')</w:t>
+        <w:t xml:space="preserve">    print("Day mode:", 'Applied practice')</w:t>
       </w:r>
     </w:p>
     <w:p>
@@ -5690,7 +5762,7 @@
           <w:b w:val="0"/>
           <w:sz w:val="22"/>
         </w:rPr>
-        <w:t>Objective addressed for Cloud Concepts And Responsible Free-Tier Use</w:t>
+        <w:t>Objective addressed for Shared Responsibility and Cloud Governance</w:t>
       </w:r>
     </w:p>
     <w:p>
@@ -5702,7 +5774,7 @@
           <w:b w:val="0"/>
           <w:sz w:val="22"/>
         </w:rPr>
-        <w:t>Document and improve practical completed</w:t>
+        <w:t>Applied practice practical completed</w:t>
       </w:r>
     </w:p>
     <w:p>
@@ -5794,7 +5866,7 @@
           <w:b w:val="0"/>
           <w:sz w:val="22"/>
         </w:rPr>
-        <w:t>Matches: One PDF procedure, supporting screenshots/diagrams, and one improvement recommendation.</w:t>
+        <w:t>Matches: Setup evidence, completed lab artifact, independent verification, cost/cleanup record, safety check, and short technical report.</w:t>
       </w:r>
     </w:p>
     <w:p>
@@ -5826,7 +5898,7 @@
           <w:b w:val="0"/>
           <w:sz w:val="22"/>
         </w:rPr>
-        <w:t>Explain Cloud Concepts And Responsible Free-Tier Use without reading.</w:t>
+        <w:t>Explain Shared Responsibility and Cloud Governance without reading.</w:t>
       </w:r>
     </w:p>
     <w:p>
@@ -5918,7 +5990,7 @@
           <w:b w:val="0"/>
           <w:sz w:val="22"/>
         </w:rPr>
-        <w:t>Today is Day 5 (Document and improve) on Cloud Concepts And Responsible Free-Tier Use. I worked only in the authorized Beyond cloud lab. I completed the practical objective, verified with a second check, and packaged evidence. Main risk: unauthorized or unsafe action; control: checklist + supervisor escalation. Limitation: classroom/lab scope only. Next: continue the topic cycle and keep documentation reproducible.</w:t>
+        <w:t>Today is Day 5 (Applied practice) on Shared Responsibility and Cloud Governance. I worked only in the authorized Beyond cloud lab. I completed the practical objective, verified with a second check, and packaged evidence. Main risk: unauthorized or unsafe action; control: checklist + supervisor escalation. Limitation: classroom/lab scope only. Next: continue the topic cycle and keep documentation reproducible.</w:t>
       </w:r>
     </w:p>
     <w:p>
@@ -6349,7 +6421,7 @@
           <w:b w:val="0"/>
           <w:sz w:val="22"/>
         </w:rPr>
-        <w:t>Access check date: 2026-08-09. Prefer first-party sources. Do not invent URLs.</w:t>
+        <w:t>Access check date: 2026-08-10. Prefer first-party sources. Do not invent URLs.</w:t>
       </w:r>
     </w:p>
     <w:p>
